--- a/Задание 2 С++/Задание 2.docx
+++ b/Задание 2 С++/Задание 2.docx
@@ -27,7 +27,69 @@
           <w:szCs w:val="28"/>
           <w:lang w:eastAsia="ru-RU"/>
         </w:rPr>
-        <w:t xml:space="preserve">Компилируем исполняемый файл (exe) заданного в соответствии с </w:t>
+        <w:t>Компилируем исполняемый файл (</w:t>
+      </w:r>
+      <w:proofErr w:type="spellStart"/>
+      <w:r>
+        <w:rPr>
+          <w:rFonts w:eastAsia="Times New Roman" w:cs="Times New Roman"/>
+          <w:color w:val="242424"/>
+          <w:sz w:val="28"/>
+          <w:szCs w:val="28"/>
+          <w:lang w:eastAsia="ru-RU"/>
+        </w:rPr>
+        <w:t>exe</w:t>
+      </w:r>
+      <w:proofErr w:type="spellEnd"/>
+      <w:r>
+        <w:rPr>
+          <w:rFonts w:eastAsia="Times New Roman" w:cs="Times New Roman"/>
+          <w:color w:val="242424"/>
+          <w:sz w:val="28"/>
+          <w:szCs w:val="28"/>
+          <w:lang w:eastAsia="ru-RU"/>
+        </w:rPr>
+        <w:t>)</w:t>
+      </w:r>
+      <w:r>
+        <w:rPr>
+          <w:rFonts w:eastAsia="Times New Roman" w:cs="Times New Roman"/>
+          <w:color w:val="242424"/>
+          <w:sz w:val="28"/>
+          <w:szCs w:val="28"/>
+          <w:lang w:eastAsia="ru-RU"/>
+        </w:rPr>
+        <w:t>,</w:t>
+      </w:r>
+      <w:r>
+        <w:rPr>
+          <w:rFonts w:eastAsia="Times New Roman" w:cs="Times New Roman"/>
+          <w:color w:val="242424"/>
+          <w:sz w:val="28"/>
+          <w:szCs w:val="28"/>
+          <w:lang w:eastAsia="ru-RU"/>
+        </w:rPr>
+        <w:t xml:space="preserve"> заданн</w:t>
+      </w:r>
+      <w:r>
+        <w:rPr>
+          <w:rFonts w:eastAsia="Times New Roman" w:cs="Times New Roman"/>
+          <w:color w:val="242424"/>
+          <w:sz w:val="28"/>
+          <w:szCs w:val="28"/>
+          <w:lang w:eastAsia="ru-RU"/>
+        </w:rPr>
+        <w:t>ый</w:t>
+      </w:r>
+      <w:r>
+        <w:rPr>
+          <w:rFonts w:eastAsia="Times New Roman" w:cs="Times New Roman"/>
+          <w:color w:val="242424"/>
+          <w:sz w:val="28"/>
+          <w:szCs w:val="28"/>
+          <w:lang w:eastAsia="ru-RU"/>
+        </w:rPr>
+        <w:t xml:space="preserve"> в соответствии с </w:t>
       </w:r>
       <w:r>
         <w:rPr>
@@ -38,6 +100,16 @@
           <w:lang w:eastAsia="ru-RU"/>
         </w:rPr>
         <w:t>выбранным вариантом</w:t>
+      </w:r>
+      <w:r>
+        <w:rPr>
+          <w:rFonts w:eastAsia="Times New Roman" w:cs="Times New Roman"/>
+          <w:color w:val="242424"/>
+          <w:sz w:val="28"/>
+          <w:szCs w:val="28"/>
+          <w:lang w:eastAsia="ru-RU"/>
+        </w:rPr>
+        <w:t>,</w:t>
       </w:r>
       <w:r>
         <w:rPr>
@@ -67,15 +139,49 @@
           <w:lang w:eastAsia="ru-RU"/>
         </w:rPr>
       </w:pPr>
-      <w:r>
-        <w:rPr>
-          <w:rFonts w:eastAsia="Times New Roman" w:cs="Times New Roman"/>
-          <w:color w:val="242424"/>
-          <w:sz w:val="28"/>
-          <w:szCs w:val="28"/>
-          <w:lang w:eastAsia="ru-RU"/>
-        </w:rPr>
-        <w:t>Visual Studio (версии хотя бы двух разных лет);</w:t>
+      <w:proofErr w:type="spellStart"/>
+      <w:r>
+        <w:rPr>
+          <w:rFonts w:eastAsia="Times New Roman" w:cs="Times New Roman"/>
+          <w:color w:val="242424"/>
+          <w:sz w:val="28"/>
+          <w:szCs w:val="28"/>
+          <w:lang w:eastAsia="ru-RU"/>
+        </w:rPr>
+        <w:t>Visual</w:t>
+      </w:r>
+      <w:proofErr w:type="spellEnd"/>
+      <w:r>
+        <w:rPr>
+          <w:rFonts w:eastAsia="Times New Roman" w:cs="Times New Roman"/>
+          <w:color w:val="242424"/>
+          <w:sz w:val="28"/>
+          <w:szCs w:val="28"/>
+          <w:lang w:eastAsia="ru-RU"/>
+        </w:rPr>
+        <w:t xml:space="preserve"> </w:t>
+      </w:r>
+      <w:proofErr w:type="spellStart"/>
+      <w:r>
+        <w:rPr>
+          <w:rFonts w:eastAsia="Times New Roman" w:cs="Times New Roman"/>
+          <w:color w:val="242424"/>
+          <w:sz w:val="28"/>
+          <w:szCs w:val="28"/>
+          <w:lang w:eastAsia="ru-RU"/>
+        </w:rPr>
+        <w:t>Studio</w:t>
+      </w:r>
+      <w:proofErr w:type="spellEnd"/>
+      <w:r>
+        <w:rPr>
+          <w:rFonts w:eastAsia="Times New Roman" w:cs="Times New Roman"/>
+          <w:color w:val="242424"/>
+          <w:sz w:val="28"/>
+          <w:szCs w:val="28"/>
+          <w:lang w:eastAsia="ru-RU"/>
+        </w:rPr>
+        <w:t xml:space="preserve"> (версии хотя бы двух разных лет);</w:t>
       </w:r>
     </w:p>
     <w:p>
@@ -159,7 +265,69 @@
           <w:szCs w:val="28"/>
           <w:lang w:eastAsia="ru-RU"/>
         </w:rPr>
-        <w:t xml:space="preserve">Компилируем исполняемый файл (exe) заданного в соответствии с </w:t>
+        <w:t>Компилируем исполняемый файл (</w:t>
+      </w:r>
+      <w:proofErr w:type="spellStart"/>
+      <w:r>
+        <w:rPr>
+          <w:rFonts w:eastAsia="Times New Roman" w:cs="Times New Roman"/>
+          <w:color w:val="242424"/>
+          <w:sz w:val="28"/>
+          <w:szCs w:val="28"/>
+          <w:lang w:eastAsia="ru-RU"/>
+        </w:rPr>
+        <w:t>exe</w:t>
+      </w:r>
+      <w:proofErr w:type="spellEnd"/>
+      <w:r>
+        <w:rPr>
+          <w:rFonts w:eastAsia="Times New Roman" w:cs="Times New Roman"/>
+          <w:color w:val="242424"/>
+          <w:sz w:val="28"/>
+          <w:szCs w:val="28"/>
+          <w:lang w:eastAsia="ru-RU"/>
+        </w:rPr>
+        <w:t>)</w:t>
+      </w:r>
+      <w:r>
+        <w:rPr>
+          <w:rFonts w:eastAsia="Times New Roman" w:cs="Times New Roman"/>
+          <w:color w:val="242424"/>
+          <w:sz w:val="28"/>
+          <w:szCs w:val="28"/>
+          <w:lang w:eastAsia="ru-RU"/>
+        </w:rPr>
+        <w:t>,</w:t>
+      </w:r>
+      <w:r>
+        <w:rPr>
+          <w:rFonts w:eastAsia="Times New Roman" w:cs="Times New Roman"/>
+          <w:color w:val="242424"/>
+          <w:sz w:val="28"/>
+          <w:szCs w:val="28"/>
+          <w:lang w:eastAsia="ru-RU"/>
+        </w:rPr>
+        <w:t xml:space="preserve"> заданн</w:t>
+      </w:r>
+      <w:r>
+        <w:rPr>
+          <w:rFonts w:eastAsia="Times New Roman" w:cs="Times New Roman"/>
+          <w:color w:val="242424"/>
+          <w:sz w:val="28"/>
+          <w:szCs w:val="28"/>
+          <w:lang w:eastAsia="ru-RU"/>
+        </w:rPr>
+        <w:t>ый</w:t>
+      </w:r>
+      <w:r>
+        <w:rPr>
+          <w:rFonts w:eastAsia="Times New Roman" w:cs="Times New Roman"/>
+          <w:color w:val="242424"/>
+          <w:sz w:val="28"/>
+          <w:szCs w:val="28"/>
+          <w:lang w:eastAsia="ru-RU"/>
+        </w:rPr>
+        <w:t xml:space="preserve"> в соответствии с </w:t>
       </w:r>
       <w:r>
         <w:rPr>
@@ -179,6 +347,16 @@
           <w:szCs w:val="28"/>
           <w:lang w:eastAsia="ru-RU"/>
         </w:rPr>
+        <w:t>,</w:t>
+      </w:r>
+      <w:r>
+        <w:rPr>
+          <w:rFonts w:eastAsia="Times New Roman" w:cs="Times New Roman"/>
+          <w:color w:val="242424"/>
+          <w:sz w:val="28"/>
+          <w:szCs w:val="28"/>
+          <w:lang w:eastAsia="ru-RU"/>
+        </w:rPr>
         <w:t xml:space="preserve"> </w:t>
       </w:r>
       <w:r>
@@ -189,7 +367,29 @@
           <w:szCs w:val="28"/>
           <w:lang w:eastAsia="ru-RU"/>
         </w:rPr>
-        <w:t>для ситуации 32 и 64 разрядов в каком–нибудь одном компиляторе.</w:t>
+        <w:t>для ситуации 32 и 64 разрядов в каком–</w:t>
+      </w:r>
+      <w:proofErr w:type="spellStart"/>
+      <w:r>
+        <w:rPr>
+          <w:rFonts w:eastAsia="Times New Roman" w:cs="Times New Roman"/>
+          <w:color w:val="242424"/>
+          <w:sz w:val="28"/>
+          <w:szCs w:val="28"/>
+          <w:lang w:eastAsia="ru-RU"/>
+        </w:rPr>
+        <w:t>нибудь</w:t>
+      </w:r>
+      <w:proofErr w:type="spellEnd"/>
+      <w:r>
+        <w:rPr>
+          <w:rFonts w:eastAsia="Times New Roman" w:cs="Times New Roman"/>
+          <w:color w:val="242424"/>
+          <w:sz w:val="28"/>
+          <w:szCs w:val="28"/>
+          <w:lang w:eastAsia="ru-RU"/>
+        </w:rPr>
+        <w:t xml:space="preserve"> одном компиляторе.</w:t>
       </w:r>
     </w:p>
     <w:p>
@@ -217,7 +417,69 @@
           <w:szCs w:val="28"/>
           <w:lang w:eastAsia="ru-RU"/>
         </w:rPr>
-        <w:t xml:space="preserve">Компилируем исполняемый файл (exe) заданного в соответствии с </w:t>
+        <w:t>Компилируем исполняемый файл (</w:t>
+      </w:r>
+      <w:proofErr w:type="spellStart"/>
+      <w:r>
+        <w:rPr>
+          <w:rFonts w:eastAsia="Times New Roman" w:cs="Times New Roman"/>
+          <w:color w:val="242424"/>
+          <w:sz w:val="28"/>
+          <w:szCs w:val="28"/>
+          <w:lang w:eastAsia="ru-RU"/>
+        </w:rPr>
+        <w:t>exe</w:t>
+      </w:r>
+      <w:proofErr w:type="spellEnd"/>
+      <w:r>
+        <w:rPr>
+          <w:rFonts w:eastAsia="Times New Roman" w:cs="Times New Roman"/>
+          <w:color w:val="242424"/>
+          <w:sz w:val="28"/>
+          <w:szCs w:val="28"/>
+          <w:lang w:eastAsia="ru-RU"/>
+        </w:rPr>
+        <w:t>)</w:t>
+      </w:r>
+      <w:r>
+        <w:rPr>
+          <w:rFonts w:eastAsia="Times New Roman" w:cs="Times New Roman"/>
+          <w:color w:val="242424"/>
+          <w:sz w:val="28"/>
+          <w:szCs w:val="28"/>
+          <w:lang w:eastAsia="ru-RU"/>
+        </w:rPr>
+        <w:t>,</w:t>
+      </w:r>
+      <w:r>
+        <w:rPr>
+          <w:rFonts w:eastAsia="Times New Roman" w:cs="Times New Roman"/>
+          <w:color w:val="242424"/>
+          <w:sz w:val="28"/>
+          <w:szCs w:val="28"/>
+          <w:lang w:eastAsia="ru-RU"/>
+        </w:rPr>
+        <w:t xml:space="preserve"> заданн</w:t>
+      </w:r>
+      <w:r>
+        <w:rPr>
+          <w:rFonts w:eastAsia="Times New Roman" w:cs="Times New Roman"/>
+          <w:color w:val="242424"/>
+          <w:sz w:val="28"/>
+          <w:szCs w:val="28"/>
+          <w:lang w:eastAsia="ru-RU"/>
+        </w:rPr>
+        <w:t>ый</w:t>
+      </w:r>
+      <w:r>
+        <w:rPr>
+          <w:rFonts w:eastAsia="Times New Roman" w:cs="Times New Roman"/>
+          <w:color w:val="242424"/>
+          <w:sz w:val="28"/>
+          <w:szCs w:val="28"/>
+          <w:lang w:eastAsia="ru-RU"/>
+        </w:rPr>
+        <w:t xml:space="preserve"> в соответствии с </w:t>
       </w:r>
       <w:r>
         <w:rPr>
@@ -237,6 +499,16 @@
           <w:szCs w:val="28"/>
           <w:lang w:eastAsia="ru-RU"/>
         </w:rPr>
+        <w:t>,</w:t>
+      </w:r>
+      <w:r>
+        <w:rPr>
+          <w:rFonts w:eastAsia="Times New Roman" w:cs="Times New Roman"/>
+          <w:color w:val="242424"/>
+          <w:sz w:val="28"/>
+          <w:szCs w:val="28"/>
+          <w:lang w:eastAsia="ru-RU"/>
+        </w:rPr>
         <w:t xml:space="preserve"> </w:t>
       </w:r>
       <w:r>
@@ -247,7 +519,73 @@
           <w:szCs w:val="28"/>
           <w:lang w:eastAsia="ru-RU"/>
         </w:rPr>
-        <w:t>для заданной разрядности в каком–нибудь одном компиляторе в режиме Debug и Release.</w:t>
+        <w:t>для заданной разрядности в каком–</w:t>
+      </w:r>
+      <w:proofErr w:type="spellStart"/>
+      <w:r>
+        <w:rPr>
+          <w:rFonts w:eastAsia="Times New Roman" w:cs="Times New Roman"/>
+          <w:color w:val="242424"/>
+          <w:sz w:val="28"/>
+          <w:szCs w:val="28"/>
+          <w:lang w:eastAsia="ru-RU"/>
+        </w:rPr>
+        <w:t>нибудь</w:t>
+      </w:r>
+      <w:proofErr w:type="spellEnd"/>
+      <w:r>
+        <w:rPr>
+          <w:rFonts w:eastAsia="Times New Roman" w:cs="Times New Roman"/>
+          <w:color w:val="242424"/>
+          <w:sz w:val="28"/>
+          <w:szCs w:val="28"/>
+          <w:lang w:eastAsia="ru-RU"/>
+        </w:rPr>
+        <w:t xml:space="preserve"> одном компиляторе в режиме </w:t>
+      </w:r>
+      <w:proofErr w:type="spellStart"/>
+      <w:r>
+        <w:rPr>
+          <w:rFonts w:eastAsia="Times New Roman" w:cs="Times New Roman"/>
+          <w:color w:val="242424"/>
+          <w:sz w:val="28"/>
+          <w:szCs w:val="28"/>
+          <w:lang w:eastAsia="ru-RU"/>
+        </w:rPr>
+        <w:t>Debug</w:t>
+      </w:r>
+      <w:proofErr w:type="spellEnd"/>
+      <w:r>
+        <w:rPr>
+          <w:rFonts w:eastAsia="Times New Roman" w:cs="Times New Roman"/>
+          <w:color w:val="242424"/>
+          <w:sz w:val="28"/>
+          <w:szCs w:val="28"/>
+          <w:lang w:eastAsia="ru-RU"/>
+        </w:rPr>
+        <w:t xml:space="preserve"> и </w:t>
+      </w:r>
+      <w:proofErr w:type="spellStart"/>
+      <w:r>
+        <w:rPr>
+          <w:rFonts w:eastAsia="Times New Roman" w:cs="Times New Roman"/>
+          <w:color w:val="242424"/>
+          <w:sz w:val="28"/>
+          <w:szCs w:val="28"/>
+          <w:lang w:eastAsia="ru-RU"/>
+        </w:rPr>
+        <w:t>Release</w:t>
+      </w:r>
+      <w:proofErr w:type="spellEnd"/>
+      <w:r>
+        <w:rPr>
+          <w:rFonts w:eastAsia="Times New Roman" w:cs="Times New Roman"/>
+          <w:color w:val="242424"/>
+          <w:sz w:val="28"/>
+          <w:szCs w:val="28"/>
+          <w:lang w:eastAsia="ru-RU"/>
+        </w:rPr>
+        <w:t>.</w:t>
       </w:r>
     </w:p>
     <w:p>
@@ -275,7 +613,49 @@
           <w:szCs w:val="28"/>
           <w:lang w:eastAsia="ru-RU"/>
         </w:rPr>
-        <w:t xml:space="preserve">Провести анализ исполняемого файла (exe) заданного в соответствии с </w:t>
+        <w:t>Провести анализ исполняемого файла (</w:t>
+      </w:r>
+      <w:proofErr w:type="spellStart"/>
+      <w:r>
+        <w:rPr>
+          <w:rFonts w:eastAsia="Times New Roman" w:cs="Times New Roman"/>
+          <w:color w:val="242424"/>
+          <w:sz w:val="28"/>
+          <w:szCs w:val="28"/>
+          <w:lang w:eastAsia="ru-RU"/>
+        </w:rPr>
+        <w:t>exe</w:t>
+      </w:r>
+      <w:proofErr w:type="spellEnd"/>
+      <w:r>
+        <w:rPr>
+          <w:rFonts w:eastAsia="Times New Roman" w:cs="Times New Roman"/>
+          <w:color w:val="242424"/>
+          <w:sz w:val="28"/>
+          <w:szCs w:val="28"/>
+          <w:lang w:eastAsia="ru-RU"/>
+        </w:rPr>
+        <w:t>)</w:t>
+      </w:r>
+      <w:r>
+        <w:rPr>
+          <w:rFonts w:eastAsia="Times New Roman" w:cs="Times New Roman"/>
+          <w:color w:val="242424"/>
+          <w:sz w:val="28"/>
+          <w:szCs w:val="28"/>
+          <w:lang w:eastAsia="ru-RU"/>
+        </w:rPr>
+        <w:t>,</w:t>
+      </w:r>
+      <w:r>
+        <w:rPr>
+          <w:rFonts w:eastAsia="Times New Roman" w:cs="Times New Roman"/>
+          <w:color w:val="242424"/>
+          <w:sz w:val="28"/>
+          <w:szCs w:val="28"/>
+          <w:lang w:eastAsia="ru-RU"/>
+        </w:rPr>
+        <w:t xml:space="preserve"> заданного в соответствии с </w:t>
       </w:r>
       <w:r>
         <w:rPr>
@@ -295,7 +675,27 @@
           <w:szCs w:val="28"/>
           <w:lang w:eastAsia="ru-RU"/>
         </w:rPr>
-        <w:t xml:space="preserve">вариантом с использованием </w:t>
+        <w:t>вариантом</w:t>
+      </w:r>
+      <w:r>
+        <w:rPr>
+          <w:rFonts w:eastAsia="Times New Roman" w:cs="Times New Roman"/>
+          <w:color w:val="242424"/>
+          <w:sz w:val="28"/>
+          <w:szCs w:val="28"/>
+          <w:lang w:eastAsia="ru-RU"/>
+        </w:rPr>
+        <w:t>,</w:t>
+      </w:r>
+      <w:r>
+        <w:rPr>
+          <w:rFonts w:eastAsia="Times New Roman" w:cs="Times New Roman"/>
+          <w:color w:val="242424"/>
+          <w:sz w:val="28"/>
+          <w:szCs w:val="28"/>
+          <w:lang w:eastAsia="ru-RU"/>
+        </w:rPr>
+        <w:t xml:space="preserve"> с использованием </w:t>
       </w:r>
     </w:p>
     <w:p>
@@ -323,7 +723,29 @@
           <w:szCs w:val="28"/>
           <w:lang w:eastAsia="ru-RU"/>
         </w:rPr>
-        <w:t>Radare2 (опираемся на учебное пособие «Uchebnoe_Posobie_revers_inzhiniring»);</w:t>
+        <w:t>Radare2 (опираемся на учебное пособие «</w:t>
+      </w:r>
+      <w:proofErr w:type="spellStart"/>
+      <w:r>
+        <w:rPr>
+          <w:rFonts w:eastAsia="Times New Roman" w:cs="Times New Roman"/>
+          <w:color w:val="242424"/>
+          <w:sz w:val="28"/>
+          <w:szCs w:val="28"/>
+          <w:lang w:eastAsia="ru-RU"/>
+        </w:rPr>
+        <w:t>Uchebnoe_Posobie_revers_inzhiniring</w:t>
+      </w:r>
+      <w:proofErr w:type="spellEnd"/>
+      <w:r>
+        <w:rPr>
+          <w:rFonts w:eastAsia="Times New Roman" w:cs="Times New Roman"/>
+          <w:color w:val="242424"/>
+          <w:sz w:val="28"/>
+          <w:szCs w:val="28"/>
+          <w:lang w:eastAsia="ru-RU"/>
+        </w:rPr>
+        <w:t>»);</w:t>
       </w:r>
     </w:p>
     <w:p>
@@ -343,15 +765,49 @@
           <w:lang w:eastAsia="ru-RU"/>
         </w:rPr>
       </w:pPr>
-      <w:r>
-        <w:rPr>
-          <w:rFonts w:eastAsia="Times New Roman" w:cs="Times New Roman"/>
-          <w:color w:val="242424"/>
-          <w:sz w:val="28"/>
-          <w:szCs w:val="28"/>
-          <w:lang w:eastAsia="ru-RU"/>
-        </w:rPr>
-        <w:t>IdaPro (опираемся на учебное пособие «Uchebnoe_Posobie_revers_inzhiniring»);</w:t>
+      <w:proofErr w:type="spellStart"/>
+      <w:r>
+        <w:rPr>
+          <w:rFonts w:eastAsia="Times New Roman" w:cs="Times New Roman"/>
+          <w:color w:val="242424"/>
+          <w:sz w:val="28"/>
+          <w:szCs w:val="28"/>
+          <w:lang w:eastAsia="ru-RU"/>
+        </w:rPr>
+        <w:t>IdaPro</w:t>
+      </w:r>
+      <w:proofErr w:type="spellEnd"/>
+      <w:r>
+        <w:rPr>
+          <w:rFonts w:eastAsia="Times New Roman" w:cs="Times New Roman"/>
+          <w:color w:val="242424"/>
+          <w:sz w:val="28"/>
+          <w:szCs w:val="28"/>
+          <w:lang w:eastAsia="ru-RU"/>
+        </w:rPr>
+        <w:t xml:space="preserve"> (опираемся на учебное пособие «</w:t>
+      </w:r>
+      <w:proofErr w:type="spellStart"/>
+      <w:r>
+        <w:rPr>
+          <w:rFonts w:eastAsia="Times New Roman" w:cs="Times New Roman"/>
+          <w:color w:val="242424"/>
+          <w:sz w:val="28"/>
+          <w:szCs w:val="28"/>
+          <w:lang w:eastAsia="ru-RU"/>
+        </w:rPr>
+        <w:t>Uchebnoe_Posobie_revers_inzhiniring</w:t>
+      </w:r>
+      <w:proofErr w:type="spellEnd"/>
+      <w:r>
+        <w:rPr>
+          <w:rFonts w:eastAsia="Times New Roman" w:cs="Times New Roman"/>
+          <w:color w:val="242424"/>
+          <w:sz w:val="28"/>
+          <w:szCs w:val="28"/>
+          <w:lang w:eastAsia="ru-RU"/>
+        </w:rPr>
+        <w:t>»);</w:t>
       </w:r>
     </w:p>
     <w:p>
@@ -371,15 +827,49 @@
           <w:lang w:eastAsia="ru-RU"/>
         </w:rPr>
       </w:pPr>
-      <w:r>
-        <w:rPr>
-          <w:rFonts w:eastAsia="Times New Roman" w:cs="Times New Roman"/>
-          <w:color w:val="242424"/>
-          <w:sz w:val="28"/>
-          <w:szCs w:val="28"/>
-          <w:lang w:eastAsia="ru-RU"/>
-        </w:rPr>
-        <w:t>Visual Studio;</w:t>
+      <w:proofErr w:type="spellStart"/>
+      <w:r>
+        <w:rPr>
+          <w:rFonts w:eastAsia="Times New Roman" w:cs="Times New Roman"/>
+          <w:color w:val="242424"/>
+          <w:sz w:val="28"/>
+          <w:szCs w:val="28"/>
+          <w:lang w:eastAsia="ru-RU"/>
+        </w:rPr>
+        <w:t>Visual</w:t>
+      </w:r>
+      <w:proofErr w:type="spellEnd"/>
+      <w:r>
+        <w:rPr>
+          <w:rFonts w:eastAsia="Times New Roman" w:cs="Times New Roman"/>
+          <w:color w:val="242424"/>
+          <w:sz w:val="28"/>
+          <w:szCs w:val="28"/>
+          <w:lang w:eastAsia="ru-RU"/>
+        </w:rPr>
+        <w:t xml:space="preserve"> </w:t>
+      </w:r>
+      <w:proofErr w:type="spellStart"/>
+      <w:r>
+        <w:rPr>
+          <w:rFonts w:eastAsia="Times New Roman" w:cs="Times New Roman"/>
+          <w:color w:val="242424"/>
+          <w:sz w:val="28"/>
+          <w:szCs w:val="28"/>
+          <w:lang w:eastAsia="ru-RU"/>
+        </w:rPr>
+        <w:t>Studio</w:t>
+      </w:r>
+      <w:proofErr w:type="spellEnd"/>
+      <w:r>
+        <w:rPr>
+          <w:rFonts w:eastAsia="Times New Roman" w:cs="Times New Roman"/>
+          <w:color w:val="242424"/>
+          <w:sz w:val="28"/>
+          <w:szCs w:val="28"/>
+          <w:lang w:eastAsia="ru-RU"/>
+        </w:rPr>
+        <w:t>;</w:t>
       </w:r>
     </w:p>
     <w:p>
@@ -407,7 +897,29 @@
           <w:szCs w:val="28"/>
           <w:lang w:eastAsia="ru-RU"/>
         </w:rPr>
-        <w:t>x64dbg (опираемся на дипломный проект Е. Ляпиной);</w:t>
+        <w:t xml:space="preserve">x64dbg (опираемся на дипломный проект Е. </w:t>
+      </w:r>
+      <w:proofErr w:type="spellStart"/>
+      <w:r>
+        <w:rPr>
+          <w:rFonts w:eastAsia="Times New Roman" w:cs="Times New Roman"/>
+          <w:color w:val="242424"/>
+          <w:sz w:val="28"/>
+          <w:szCs w:val="28"/>
+          <w:lang w:eastAsia="ru-RU"/>
+        </w:rPr>
+        <w:t>Ляпиной</w:t>
+      </w:r>
+      <w:proofErr w:type="spellEnd"/>
+      <w:r>
+        <w:rPr>
+          <w:rFonts w:eastAsia="Times New Roman" w:cs="Times New Roman"/>
+          <w:color w:val="242424"/>
+          <w:sz w:val="28"/>
+          <w:szCs w:val="28"/>
+          <w:lang w:eastAsia="ru-RU"/>
+        </w:rPr>
+        <w:t>);</w:t>
       </w:r>
     </w:p>
     <w:p>
@@ -435,7 +947,29 @@
           <w:szCs w:val="28"/>
           <w:lang w:eastAsia="ru-RU"/>
         </w:rPr>
-        <w:t>GHIDRA (файл «Python_reverse»).</w:t>
+        <w:t>GHIDRA (файл «</w:t>
+      </w:r>
+      <w:proofErr w:type="spellStart"/>
+      <w:r>
+        <w:rPr>
+          <w:rFonts w:eastAsia="Times New Roman" w:cs="Times New Roman"/>
+          <w:color w:val="242424"/>
+          <w:sz w:val="28"/>
+          <w:szCs w:val="28"/>
+          <w:lang w:eastAsia="ru-RU"/>
+        </w:rPr>
+        <w:t>Python_reverse</w:t>
+      </w:r>
+      <w:proofErr w:type="spellEnd"/>
+      <w:r>
+        <w:rPr>
+          <w:rFonts w:eastAsia="Times New Roman" w:cs="Times New Roman"/>
+          <w:color w:val="242424"/>
+          <w:sz w:val="28"/>
+          <w:szCs w:val="28"/>
+          <w:lang w:eastAsia="ru-RU"/>
+        </w:rPr>
+        <w:t>»).</w:t>
       </w:r>
     </w:p>
     <w:p>
@@ -463,7 +997,29 @@
           <w:szCs w:val="28"/>
           <w:lang w:eastAsia="ru-RU"/>
         </w:rPr>
-        <w:t>Построить графы вызова процедур (с использованием Radare2, IdaPro).</w:t>
+        <w:t xml:space="preserve">Построить графы вызова процедур (с использованием Radare2, </w:t>
+      </w:r>
+      <w:proofErr w:type="spellStart"/>
+      <w:r>
+        <w:rPr>
+          <w:rFonts w:eastAsia="Times New Roman" w:cs="Times New Roman"/>
+          <w:color w:val="242424"/>
+          <w:sz w:val="28"/>
+          <w:szCs w:val="28"/>
+          <w:lang w:eastAsia="ru-RU"/>
+        </w:rPr>
+        <w:t>IdaPro</w:t>
+      </w:r>
+      <w:proofErr w:type="spellEnd"/>
+      <w:r>
+        <w:rPr>
+          <w:rFonts w:eastAsia="Times New Roman" w:cs="Times New Roman"/>
+          <w:color w:val="242424"/>
+          <w:sz w:val="28"/>
+          <w:szCs w:val="28"/>
+          <w:lang w:eastAsia="ru-RU"/>
+        </w:rPr>
+        <w:t>).</w:t>
       </w:r>
     </w:p>
     <w:p>
@@ -501,7 +1057,41 @@
           <w:szCs w:val="28"/>
           <w:lang w:eastAsia="ru-RU"/>
         </w:rPr>
-        <w:t>: 6 exe файлов анализируем 5 средствами</w:t>
+        <w:t xml:space="preserve">: 6 </w:t>
+      </w:r>
+      <w:proofErr w:type="spellStart"/>
+      <w:r>
+        <w:rPr>
+          <w:rFonts w:eastAsia="Times New Roman" w:cs="Times New Roman"/>
+          <w:color w:val="242424"/>
+          <w:sz w:val="28"/>
+          <w:szCs w:val="28"/>
+          <w:lang w:eastAsia="ru-RU"/>
+        </w:rPr>
+        <w:t>exe</w:t>
+      </w:r>
+      <w:proofErr w:type="spellEnd"/>
+      <w:r>
+        <w:rPr>
+          <w:rFonts w:eastAsia="Times New Roman" w:cs="Times New Roman"/>
+          <w:color w:val="242424"/>
+          <w:sz w:val="28"/>
+          <w:szCs w:val="28"/>
+          <w:lang w:eastAsia="ru-RU"/>
+        </w:rPr>
+        <w:t xml:space="preserve"> файлов анализируем 5 средства</w:t>
+      </w:r>
+      <w:bookmarkStart w:id="0" w:name="_GoBack"/>
+      <w:bookmarkEnd w:id="0"/>
+      <w:r>
+        <w:rPr>
+          <w:rFonts w:eastAsia="Times New Roman" w:cs="Times New Roman"/>
+          <w:color w:val="242424"/>
+          <w:sz w:val="28"/>
+          <w:szCs w:val="28"/>
+          <w:lang w:eastAsia="ru-RU"/>
+        </w:rPr>
+        <w:t>ми</w:t>
       </w:r>
       <w:r>
         <w:rPr>
@@ -595,7 +1185,73 @@
           <w:szCs w:val="28"/>
           <w:lang w:eastAsia="ru-RU"/>
         </w:rPr>
-        <w:t>В полученных exe файлах при помощи hex редакторов найти тот фрагмент, в котором непосредственно записан код двоичный программы. Иметь с собой файлы с принтскринами.</w:t>
+        <w:t xml:space="preserve">В полученных </w:t>
+      </w:r>
+      <w:proofErr w:type="spellStart"/>
+      <w:r>
+        <w:rPr>
+          <w:rFonts w:eastAsia="Times New Roman" w:cs="Times New Roman"/>
+          <w:color w:val="242424"/>
+          <w:sz w:val="28"/>
+          <w:szCs w:val="28"/>
+          <w:lang w:eastAsia="ru-RU"/>
+        </w:rPr>
+        <w:t>exe</w:t>
+      </w:r>
+      <w:proofErr w:type="spellEnd"/>
+      <w:r>
+        <w:rPr>
+          <w:rFonts w:eastAsia="Times New Roman" w:cs="Times New Roman"/>
+          <w:color w:val="242424"/>
+          <w:sz w:val="28"/>
+          <w:szCs w:val="28"/>
+          <w:lang w:eastAsia="ru-RU"/>
+        </w:rPr>
+        <w:t xml:space="preserve"> файлах при помощи </w:t>
+      </w:r>
+      <w:proofErr w:type="spellStart"/>
+      <w:r>
+        <w:rPr>
+          <w:rFonts w:eastAsia="Times New Roman" w:cs="Times New Roman"/>
+          <w:color w:val="242424"/>
+          <w:sz w:val="28"/>
+          <w:szCs w:val="28"/>
+          <w:lang w:eastAsia="ru-RU"/>
+        </w:rPr>
+        <w:t>hex</w:t>
+      </w:r>
+      <w:proofErr w:type="spellEnd"/>
+      <w:r>
+        <w:rPr>
+          <w:rFonts w:eastAsia="Times New Roman" w:cs="Times New Roman"/>
+          <w:color w:val="242424"/>
+          <w:sz w:val="28"/>
+          <w:szCs w:val="28"/>
+          <w:lang w:eastAsia="ru-RU"/>
+        </w:rPr>
+        <w:t xml:space="preserve"> редакторов найти тот фрагмент, в котором непосредственно записан код двоичный программы. Иметь с собой файлы с </w:t>
+      </w:r>
+      <w:proofErr w:type="spellStart"/>
+      <w:r>
+        <w:rPr>
+          <w:rFonts w:eastAsia="Times New Roman" w:cs="Times New Roman"/>
+          <w:color w:val="242424"/>
+          <w:sz w:val="28"/>
+          <w:szCs w:val="28"/>
+          <w:lang w:eastAsia="ru-RU"/>
+        </w:rPr>
+        <w:t>принтскринами</w:t>
+      </w:r>
+      <w:proofErr w:type="spellEnd"/>
+      <w:r>
+        <w:rPr>
+          <w:rFonts w:eastAsia="Times New Roman" w:cs="Times New Roman"/>
+          <w:color w:val="242424"/>
+          <w:sz w:val="28"/>
+          <w:szCs w:val="28"/>
+          <w:lang w:eastAsia="ru-RU"/>
+        </w:rPr>
+        <w:t>.</w:t>
       </w:r>
     </w:p>
     <w:p>
@@ -623,7 +1279,29 @@
           <w:szCs w:val="28"/>
           <w:lang w:eastAsia="ru-RU"/>
         </w:rPr>
-        <w:t>Примеры, а не идеалы оформления отчетов приведены в файлах «Реверс_gcc_clang_Савицкий_Д_Д_Часников_А_А_» и «Сравнение результатов компиляции».</w:t>
+        <w:t>Примеры, а не идеалы оформления отчетов приведены в файлах «</w:t>
+      </w:r>
+      <w:proofErr w:type="spellStart"/>
+      <w:r>
+        <w:rPr>
+          <w:rFonts w:eastAsia="Times New Roman" w:cs="Times New Roman"/>
+          <w:color w:val="242424"/>
+          <w:sz w:val="28"/>
+          <w:szCs w:val="28"/>
+          <w:lang w:eastAsia="ru-RU"/>
+        </w:rPr>
+        <w:t>Реверс_gcc_clang_Савицкий_Д_Д_Часников_А_А</w:t>
+      </w:r>
+      <w:proofErr w:type="spellEnd"/>
+      <w:r>
+        <w:rPr>
+          <w:rFonts w:eastAsia="Times New Roman" w:cs="Times New Roman"/>
+          <w:color w:val="242424"/>
+          <w:sz w:val="28"/>
+          <w:szCs w:val="28"/>
+          <w:lang w:eastAsia="ru-RU"/>
+        </w:rPr>
+        <w:t>_» и «Сравнение результатов компиляции».</w:t>
       </w:r>
     </w:p>
     <w:p>
@@ -701,19 +1379,7 @@
           <w:szCs w:val="28"/>
           <w:lang w:eastAsia="ru-RU"/>
         </w:rPr>
-        <w:t>С</w:t>
-      </w:r>
-      <w:bookmarkStart w:id="0" w:name="_GoBack"/>
-      <w:bookmarkEnd w:id="0"/>
-      <w:r>
-        <w:rPr>
-          <w:rFonts w:eastAsia="Times New Roman" w:cs="Times New Roman"/>
-          <w:color w:val="242424"/>
-          <w:sz w:val="28"/>
-          <w:szCs w:val="28"/>
-          <w:lang w:eastAsia="ru-RU"/>
-        </w:rPr>
-        <w:t xml:space="preserve"> Ф1 Ф2 Номер варианта</w:t>
+        <w:t>С Ф1 Ф2 Номер варианта</w:t>
       </w:r>
       <w:r>
         <w:rPr>
@@ -1218,6 +1884,7 @@
     <w:lsdException w:name="HTML Sample" w:semiHidden="1" w:unhideWhenUsed="1"/>
     <w:lsdException w:name="HTML Typewriter" w:semiHidden="1" w:unhideWhenUsed="1"/>
     <w:lsdException w:name="HTML Variable" w:semiHidden="1" w:unhideWhenUsed="1"/>
+    <w:lsdException w:name="Normal Table" w:semiHidden="1" w:unhideWhenUsed="1"/>
     <w:lsdException w:name="annotation subject" w:semiHidden="1" w:unhideWhenUsed="1"/>
     <w:lsdException w:name="No List" w:semiHidden="1" w:unhideWhenUsed="1"/>
     <w:lsdException w:name="Outline List 1" w:semiHidden="1" w:unhideWhenUsed="1"/>
@@ -1260,8 +1927,11 @@
     <w:lsdException w:name="Table Contemporary" w:semiHidden="1" w:unhideWhenUsed="1"/>
     <w:lsdException w:name="Table Elegant" w:semiHidden="1" w:unhideWhenUsed="1"/>
     <w:lsdException w:name="Table Professional" w:semiHidden="1" w:unhideWhenUsed="1"/>
+    <w:lsdException w:name="Table Subtle 1" w:semiHidden="1" w:unhideWhenUsed="1"/>
     <w:lsdException w:name="Table Subtle 2" w:semiHidden="1" w:unhideWhenUsed="1"/>
     <w:lsdException w:name="Table Web 1" w:semiHidden="1" w:unhideWhenUsed="1"/>
+    <w:lsdException w:name="Table Web 2" w:semiHidden="1" w:unhideWhenUsed="1"/>
+    <w:lsdException w:name="Table Web 3" w:semiHidden="1" w:unhideWhenUsed="1"/>
     <w:lsdException w:name="Balloon Text" w:semiHidden="1" w:unhideWhenUsed="1"/>
     <w:lsdException w:name="Table Grid" w:uiPriority="39"/>
     <w:lsdException w:name="Table Theme" w:semiHidden="1" w:unhideWhenUsed="1"/>
@@ -1995,23 +2665,6 @@
 </file>
 
 <file path=customXml/item1.xml><?xml version="1.0" encoding="utf-8"?>
-<p:properties xmlns:p="http://schemas.microsoft.com/office/2006/metadata/properties" xmlns:xsi="http://www.w3.org/2001/XMLSchema-instance" xmlns:pc="http://schemas.microsoft.com/office/infopath/2007/PartnerControls">
-  <documentManagement>
-    <ReferenceId xmlns="aa959d31-8759-406f-8f75-7497590a0733" xsi:nil="true"/>
-  </documentManagement>
-</p:properties>
-</file>
-
-<file path=customXml/item2.xml><?xml version="1.0" encoding="utf-8"?>
-<?mso-contentType ?>
-<FormTemplates xmlns="http://schemas.microsoft.com/sharepoint/v3/contenttype/forms">
-  <Display>DocumentLibraryForm</Display>
-  <Edit>DocumentLibraryForm</Edit>
-  <New>DocumentLibraryForm</New>
-</FormTemplates>
-</file>
-
-<file path=customXml/item3.xml><?xml version="1.0" encoding="utf-8"?>
 <ct:contentTypeSchema xmlns:ct="http://schemas.microsoft.com/office/2006/metadata/contentType" xmlns:ma="http://schemas.microsoft.com/office/2006/metadata/properties/metaAttributes" ct:_="" ma:_="" ma:contentTypeName="Документ" ma:contentTypeID="0x010100BE59C381F157584E847F40BF3D5760D4" ma:contentTypeVersion="9" ma:contentTypeDescription="Создание документа." ma:contentTypeScope="" ma:versionID="ce870ca18754169408a4d8a23e458b04">
   <xsd:schema xmlns:xsd="http://www.w3.org/2001/XMLSchema" xmlns:xs="http://www.w3.org/2001/XMLSchema" xmlns:p="http://schemas.microsoft.com/office/2006/metadata/properties" xmlns:ns2="aa959d31-8759-406f-8f75-7497590a0733" targetNamespace="http://schemas.microsoft.com/office/2006/metadata/properties" ma:root="true" ma:fieldsID="21309b88f8dccf7a8e7e9fe3f72ab1f7" ns2:_="">
     <xsd:import namespace="aa959d31-8759-406f-8f75-7497590a0733"/>
@@ -2185,29 +2838,28 @@
 </ct:contentTypeSchema>
 </file>
 
+<file path=customXml/item2.xml><?xml version="1.0" encoding="utf-8"?>
+<?mso-contentType ?>
+<FormTemplates xmlns="http://schemas.microsoft.com/sharepoint/v3/contenttype/forms">
+  <Display>DocumentLibraryForm</Display>
+  <Edit>DocumentLibraryForm</Edit>
+  <New>DocumentLibraryForm</New>
+</FormTemplates>
+</file>
+
+<file path=customXml/item3.xml><?xml version="1.0" encoding="utf-8"?>
+<p:properties xmlns:p="http://schemas.microsoft.com/office/2006/metadata/properties" xmlns:xsi="http://www.w3.org/2001/XMLSchema-instance" xmlns:pc="http://schemas.microsoft.com/office/infopath/2007/PartnerControls">
+  <documentManagement>
+    <ReferenceId xmlns="aa959d31-8759-406f-8f75-7497590a0733" xsi:nil="true"/>
+  </documentManagement>
+</p:properties>
+</file>
+
 <file path=customXml/item4.xml><?xml version="1.0" encoding="utf-8"?>
 <b:Sources xmlns:b="http://schemas.openxmlformats.org/officeDocument/2006/bibliography" xmlns="http://schemas.openxmlformats.org/officeDocument/2006/bibliography" SelectedStyle="\GostName.XSL" StyleName="ГОСТ — сортировка по именам" Version="2003"/>
 </file>
 
 <file path=customXml/itemProps1.xml><?xml version="1.0" encoding="utf-8"?>
-<ds:datastoreItem xmlns:ds="http://schemas.openxmlformats.org/officeDocument/2006/customXml" ds:itemID="{6E7C0F4C-F014-4BA6-B01A-54786F37D04E}">
-  <ds:schemaRefs>
-    <ds:schemaRef ds:uri="http://schemas.microsoft.com/office/2006/metadata/properties"/>
-    <ds:schemaRef ds:uri="http://schemas.microsoft.com/office/infopath/2007/PartnerControls"/>
-    <ds:schemaRef ds:uri="aa959d31-8759-406f-8f75-7497590a0733"/>
-  </ds:schemaRefs>
-</ds:datastoreItem>
-</file>
-
-<file path=customXml/itemProps2.xml><?xml version="1.0" encoding="utf-8"?>
-<ds:datastoreItem xmlns:ds="http://schemas.openxmlformats.org/officeDocument/2006/customXml" ds:itemID="{E41A4599-5C30-43B1-8928-D54C6A2B4AA7}">
-  <ds:schemaRefs>
-    <ds:schemaRef ds:uri="http://schemas.microsoft.com/sharepoint/v3/contenttype/forms"/>
-  </ds:schemaRefs>
-</ds:datastoreItem>
-</file>
-
-<file path=customXml/itemProps3.xml><?xml version="1.0" encoding="utf-8"?>
 <ds:datastoreItem xmlns:ds="http://schemas.openxmlformats.org/officeDocument/2006/customXml" ds:itemID="{03407D4D-C0A9-41A7-80F0-4E6649605212}">
   <ds:schemaRefs>
     <ds:schemaRef ds:uri="http://schemas.microsoft.com/office/2006/metadata/contentType"/>
@@ -2225,8 +2877,26 @@
 </ds:datastoreItem>
 </file>
 
+<file path=customXml/itemProps2.xml><?xml version="1.0" encoding="utf-8"?>
+<ds:datastoreItem xmlns:ds="http://schemas.openxmlformats.org/officeDocument/2006/customXml" ds:itemID="{E41A4599-5C30-43B1-8928-D54C6A2B4AA7}">
+  <ds:schemaRefs>
+    <ds:schemaRef ds:uri="http://schemas.microsoft.com/sharepoint/v3/contenttype/forms"/>
+  </ds:schemaRefs>
+</ds:datastoreItem>
+</file>
+
+<file path=customXml/itemProps3.xml><?xml version="1.0" encoding="utf-8"?>
+<ds:datastoreItem xmlns:ds="http://schemas.openxmlformats.org/officeDocument/2006/customXml" ds:itemID="{6E7C0F4C-F014-4BA6-B01A-54786F37D04E}">
+  <ds:schemaRefs>
+    <ds:schemaRef ds:uri="http://schemas.microsoft.com/office/2006/metadata/properties"/>
+    <ds:schemaRef ds:uri="http://schemas.microsoft.com/office/infopath/2007/PartnerControls"/>
+    <ds:schemaRef ds:uri="aa959d31-8759-406f-8f75-7497590a0733"/>
+  </ds:schemaRefs>
+</ds:datastoreItem>
+</file>
+
 <file path=customXml/itemProps4.xml><?xml version="1.0" encoding="utf-8"?>
-<ds:datastoreItem xmlns:ds="http://schemas.openxmlformats.org/officeDocument/2006/customXml" ds:itemID="{6242CFB3-BE51-40C6-8324-1DC1A7D6E3EF}">
+<ds:datastoreItem xmlns:ds="http://schemas.openxmlformats.org/officeDocument/2006/customXml" ds:itemID="{D59DE3BC-AF02-4D12-8D0D-62541D72D834}">
   <ds:schemaRefs>
     <ds:schemaRef ds:uri="http://schemas.openxmlformats.org/officeDocument/2006/bibliography"/>
   </ds:schemaRefs>
